--- a/docs/zeus-auto-detailing-client-proposal-and-requirements.docx
+++ b/docs/zeus-auto-detailing-client-proposal-and-requirements.docx
@@ -117,7 +117,7 @@
                 <w:sz w:val="20"/>
                 <w:szCs w:val="20"/>
               </w:rPr>
-              <w:t xml:space="preserve">2.1.0</w:t>
+              <w:t xml:space="preserve">2.3.0</w:t>
             </w:r>
           </w:p>
         </w:tc>
@@ -202,6 +202,48 @@
                 <w:szCs w:val="20"/>
               </w:rPr>
               <w:t xml:space="preserve">14 October 2026</w:t>
+            </w:r>
+          </w:p>
+        </w:tc>
+      </w:tr>
+      <w:tr>
+        <w:tc>
+          <w:tcPr>
+            <w:tcW w:type="pct" w:w="1400"/>
+          </w:tcPr>
+          <w:p>
+            <w:pPr>
+              <w:spacing w:after="40" w:before="40"/>
+            </w:pPr>
+            <w:r>
+              <w:rPr>
+                <w:rFonts w:ascii="Segoe UI" w:cs="Segoe UI" w:eastAsia="Segoe UI" w:hAnsi="Segoe UI"/>
+                <w:b/>
+                <w:bCs/>
+                <w:color w:val="0F172A"/>
+                <w:sz w:val="20"/>
+                <w:szCs w:val="20"/>
+              </w:rPr>
+              <w:t xml:space="preserve">Last Revised:</w:t>
+            </w:r>
+          </w:p>
+        </w:tc>
+        <w:tc>
+          <w:tcPr>
+            <w:tcW w:type="pct" w:w="3600"/>
+          </w:tcPr>
+          <w:p>
+            <w:pPr>
+              <w:spacing w:after="40" w:before="40"/>
+            </w:pPr>
+            <w:r>
+              <w:rPr>
+                <w:rFonts w:ascii="Segoe UI" w:cs="Segoe UI" w:eastAsia="Segoe UI" w:hAnsi="Segoe UI"/>
+                <w:color w:val="334155"/>
+                <w:sz w:val="20"/>
+                <w:szCs w:val="20"/>
+              </w:rPr>
+              <w:t xml:space="preserve">16 October 2026</w:t>
             </w:r>
           </w:p>
         </w:tc>
@@ -9440,7 +9482,7 @@
           <w:sz w:val="21"/>
           <w:szCs w:val="21"/>
         </w:rPr>
-        <w:t xml:space="preserve">Ongoing System Maintenance Retainer: ₱2,500 – ₱3,500 PHP / month covering uptime monitoring, daily automated database backup verification, monthly security updates, up to 2 hours of menu/price updates, and priority operational support during shop hours.</w:t>
+        <w:t xml:space="preserve">Post-handover maintenance requires a separate written agreement covering the fee, start date, and support scope. No additional maintenance fee is established by this proposal. Available services include uptime monitoring, database backup verification, security updates, catalog updates, and operational support. The monthly project payment is specified in the payment schedule below.</w:t>
       </w:r>
     </w:p>
     <w:p>
@@ -10070,7 +10112,7 @@
           <w:sz w:val="21"/>
           <w:szCs w:val="21"/>
         </w:rPr>
-        <w:t xml:space="preserve">30% Initial Mobilization Deposit upon contract agreement.</w:t>
+        <w:t xml:space="preserve">Project down payment: ₱15,000 PHP, one-time upon project agreement, for initial mobilization and development.</w:t>
       </w:r>
     </w:p>
     <w:p>
@@ -10089,7 +10131,7 @@
           <w:sz w:val="21"/>
           <w:szCs w:val="21"/>
         </w:rPr>
-        <w:t xml:space="preserve">30% Milestone 2 Progress Payment (Database and Booking Concurrency validation).</w:t>
+        <w:t xml:space="preserve">Monthly project payment: ₱5,000 PHP per month for continued development against the delivery milestones. The first due date and payment duration must be agreed in writing.</w:t>
       </w:r>
     </w:p>
     <w:p>
@@ -10108,7 +10150,7 @@
           <w:sz w:val="21"/>
           <w:szCs w:val="21"/>
         </w:rPr>
-        <w:t xml:space="preserve">20% Milestone 4 Progress Payment (Operations, Commissions, and Inventory validation).</w:t>
+        <w:t xml:space="preserve">Claude Code development tooling budget: ₱1,200 PHP per month during development only, separate from the project payment, to help speed up implementation, especially the tablet kiosk Progressive Web App (PWA). This is the project tooling budget, not a guaranteed provider subscription price or delivery timeline. It ends when development is complete unless extended by written agreement.</w:t>
       </w:r>
     </w:p>
     <w:p>
@@ -10127,7 +10169,45 @@
           <w:sz w:val="21"/>
           <w:szCs w:val="21"/>
         </w:rPr>
-        <w:t xml:space="preserve">20% Final Handover Payment upon live production deployment approval (Milestone 5).</w:t>
+        <w:t xml:space="preserve">Monthly total during development: ₱6,200 PHP, excluding the one-time down payment and direct hosting, domain, and SMS costs.</w:t>
+      </w:r>
+    </w:p>
+    <w:p>
+      <w:pPr>
+        <w:pStyle w:val="ListParagraph"/>
+        <w:numPr>
+          <w:ilvl w:val="0"/>
+          <w:numId w:val="1"/>
+        </w:numPr>
+        <w:spacing w:after="60" w:before="40" w:line="260"/>
+      </w:pPr>
+      <w:r>
+        <w:rPr>
+          <w:rFonts w:ascii="Segoe UI" w:cs="Segoe UI" w:eastAsia="Segoe UI" w:hAnsi="Segoe UI"/>
+          <w:color w:val="334155"/>
+          <w:sz w:val="21"/>
+          <w:szCs w:val="21"/>
+        </w:rPr>
+        <w:t xml:space="preserve">Before signing, agree in writing on the number of monthly project payments, billing due dates, total project price, and treatment of the down payment toward that total. No fixed term or final balance is established here.</w:t>
+      </w:r>
+    </w:p>
+    <w:p>
+      <w:pPr>
+        <w:pStyle w:val="ListParagraph"/>
+        <w:numPr>
+          <w:ilvl w:val="0"/>
+          <w:numId w:val="1"/>
+        </w:numPr>
+        <w:spacing w:after="60" w:before="40" w:line="260"/>
+      </w:pPr>
+      <w:r>
+        <w:rPr>
+          <w:rFonts w:ascii="Segoe UI" w:cs="Segoe UI" w:eastAsia="Segoe UI" w:hAnsi="Segoe UI"/>
+          <w:color w:val="334155"/>
+          <w:sz w:val="21"/>
+          <w:szCs w:val="21"/>
+        </w:rPr>
+        <w:t xml:space="preserve">Delivery milestones track acceptance. The former percentage-based milestone payment schedule is replaced by these amounts.</w:t>
       </w:r>
     </w:p>
     <w:p>
